--- a/Praktikum ABP/mobile/modul 1-3/Laprak_S1 IF-11-04_2311102131_Irfan Thoriq Habibi.docx
+++ b/Praktikum ABP/mobile/modul 1-3/Laprak_S1 IF-11-04_2311102131_Irfan Thoriq Habibi.docx
@@ -181,6 +181,7 @@
           <w:szCs w:val="24"/>
         </w:rPr>
       </w:pPr>
+      <w:proofErr w:type="spellStart"/>
       <w:r>
         <w:rPr>
           <w:rFonts w:asciiTheme="majorBidi" w:hAnsiTheme="majorBidi" w:cstheme="majorBidi"/>
@@ -188,68 +189,69 @@
           <w:sz w:val="24"/>
           <w:szCs w:val="24"/>
         </w:rPr>
-        <w:t>Disusun oleh:</w:t>
-      </w:r>
-    </w:p>
-    <w:p>
-      <w:pPr>
-        <w:jc w:val="center"/>
+        <w:t>Disusun</w:t>
+      </w:r>
+      <w:proofErr w:type="spellEnd"/>
+      <w:r>
         <w:rPr>
           <w:rFonts w:asciiTheme="majorBidi" w:hAnsiTheme="majorBidi" w:cstheme="majorBidi"/>
           <w:b/>
           <w:sz w:val="24"/>
           <w:szCs w:val="24"/>
         </w:rPr>
-      </w:pPr>
-      <w:r>
+        <w:t xml:space="preserve"> oleh:</w:t>
+      </w:r>
+    </w:p>
+    <w:p>
+      <w:pPr>
+        <w:jc w:val="center"/>
         <w:rPr>
           <w:rFonts w:asciiTheme="majorBidi" w:hAnsiTheme="majorBidi" w:cstheme="majorBidi"/>
           <w:b/>
           <w:sz w:val="24"/>
           <w:szCs w:val="24"/>
         </w:rPr>
-        <w:t>Irfan Thoriq Habibi</w:t>
-      </w:r>
-    </w:p>
-    <w:p>
-      <w:pPr>
-        <w:jc w:val="center"/>
+      </w:pPr>
+      <w:r>
         <w:rPr>
           <w:rFonts w:asciiTheme="majorBidi" w:hAnsiTheme="majorBidi" w:cstheme="majorBidi"/>
           <w:b/>
           <w:sz w:val="24"/>
           <w:szCs w:val="24"/>
         </w:rPr>
-      </w:pPr>
-      <w:r>
+        <w:t>Irfan Thoriq Habibi</w:t>
+      </w:r>
+    </w:p>
+    <w:p>
+      <w:pPr>
+        <w:jc w:val="center"/>
         <w:rPr>
           <w:rFonts w:asciiTheme="majorBidi" w:hAnsiTheme="majorBidi" w:cstheme="majorBidi"/>
           <w:b/>
           <w:sz w:val="24"/>
           <w:szCs w:val="24"/>
         </w:rPr>
-        <w:t>2311102131</w:t>
-      </w:r>
-    </w:p>
-    <w:p>
-      <w:pPr>
-        <w:jc w:val="center"/>
+      </w:pPr>
+      <w:r>
         <w:rPr>
           <w:rFonts w:asciiTheme="majorBidi" w:hAnsiTheme="majorBidi" w:cstheme="majorBidi"/>
           <w:b/>
           <w:sz w:val="24"/>
           <w:szCs w:val="24"/>
         </w:rPr>
-      </w:pPr>
-      <w:r>
+        <w:t>2311102131</w:t>
+      </w:r>
+    </w:p>
+    <w:p>
+      <w:pPr>
+        <w:jc w:val="center"/>
         <w:rPr>
           <w:rFonts w:asciiTheme="majorBidi" w:hAnsiTheme="majorBidi" w:cstheme="majorBidi"/>
           <w:b/>
           <w:sz w:val="24"/>
           <w:szCs w:val="24"/>
         </w:rPr>
-        <w:t>S1 IF-1</w:t>
-      </w:r>
+      </w:pPr>
       <w:r>
         <w:rPr>
           <w:rFonts w:asciiTheme="majorBidi" w:hAnsiTheme="majorBidi" w:cstheme="majorBidi"/>
@@ -257,19 +259,17 @@
           <w:sz w:val="24"/>
           <w:szCs w:val="24"/>
         </w:rPr>
-        <w:t>1-04</w:t>
-      </w:r>
-    </w:p>
-    <w:p>
-      <w:pPr>
-        <w:jc w:val="center"/>
+        <w:t>S1 IF-1</w:t>
+      </w:r>
+      <w:r>
         <w:rPr>
           <w:rFonts w:asciiTheme="majorBidi" w:hAnsiTheme="majorBidi" w:cstheme="majorBidi"/>
           <w:b/>
           <w:sz w:val="24"/>
           <w:szCs w:val="24"/>
         </w:rPr>
-      </w:pPr>
+        <w:t>1-04</w:t>
+      </w:r>
     </w:p>
     <w:p>
       <w:pPr>
@@ -292,26 +292,27 @@
           <w:szCs w:val="24"/>
         </w:rPr>
       </w:pPr>
-      <w:r>
+    </w:p>
+    <w:p>
+      <w:pPr>
+        <w:jc w:val="center"/>
         <w:rPr>
           <w:rFonts w:asciiTheme="majorBidi" w:hAnsiTheme="majorBidi" w:cstheme="majorBidi"/>
           <w:b/>
           <w:sz w:val="24"/>
           <w:szCs w:val="24"/>
         </w:rPr>
-        <w:t>Dosen Pengampu:</w:t>
-      </w:r>
-    </w:p>
-    <w:p>
-      <w:pPr>
-        <w:jc w:val="center"/>
+      </w:pPr>
+      <w:r>
         <w:rPr>
           <w:rFonts w:asciiTheme="majorBidi" w:hAnsiTheme="majorBidi" w:cstheme="majorBidi"/>
           <w:b/>
           <w:sz w:val="24"/>
           <w:szCs w:val="24"/>
         </w:rPr>
-      </w:pPr>
+        <w:t xml:space="preserve">Dosen </w:t>
+      </w:r>
+      <w:proofErr w:type="spellStart"/>
       <w:r>
         <w:rPr>
           <w:rFonts w:asciiTheme="majorBidi" w:hAnsiTheme="majorBidi" w:cstheme="majorBidi"/>
@@ -319,8 +320,89 @@
           <w:sz w:val="24"/>
           <w:szCs w:val="24"/>
         </w:rPr>
-        <w:t>Cahyo Prihantoro, S.Kom., M.Eng</w:t>
-      </w:r>
+        <w:t>Pengampu</w:t>
+      </w:r>
+      <w:proofErr w:type="spellEnd"/>
+      <w:r>
+        <w:rPr>
+          <w:rFonts w:asciiTheme="majorBidi" w:hAnsiTheme="majorBidi" w:cstheme="majorBidi"/>
+          <w:b/>
+          <w:sz w:val="24"/>
+          <w:szCs w:val="24"/>
+        </w:rPr>
+        <w:t>:</w:t>
+      </w:r>
+    </w:p>
+    <w:p>
+      <w:pPr>
+        <w:jc w:val="center"/>
+        <w:rPr>
+          <w:rFonts w:asciiTheme="majorBidi" w:hAnsiTheme="majorBidi" w:cstheme="majorBidi"/>
+          <w:b/>
+          <w:sz w:val="24"/>
+          <w:szCs w:val="24"/>
+        </w:rPr>
+      </w:pPr>
+      <w:r>
+        <w:rPr>
+          <w:rFonts w:asciiTheme="majorBidi" w:hAnsiTheme="majorBidi" w:cstheme="majorBidi"/>
+          <w:b/>
+          <w:sz w:val="24"/>
+          <w:szCs w:val="24"/>
+        </w:rPr>
+        <w:t xml:space="preserve">Cahyo </w:t>
+      </w:r>
+      <w:proofErr w:type="spellStart"/>
+      <w:r>
+        <w:rPr>
+          <w:rFonts w:asciiTheme="majorBidi" w:hAnsiTheme="majorBidi" w:cstheme="majorBidi"/>
+          <w:b/>
+          <w:sz w:val="24"/>
+          <w:szCs w:val="24"/>
+        </w:rPr>
+        <w:t>Prihantoro</w:t>
+      </w:r>
+      <w:proofErr w:type="spellEnd"/>
+      <w:r>
+        <w:rPr>
+          <w:rFonts w:asciiTheme="majorBidi" w:hAnsiTheme="majorBidi" w:cstheme="majorBidi"/>
+          <w:b/>
+          <w:sz w:val="24"/>
+          <w:szCs w:val="24"/>
+        </w:rPr>
+        <w:t xml:space="preserve">, </w:t>
+      </w:r>
+      <w:proofErr w:type="spellStart"/>
+      <w:r>
+        <w:rPr>
+          <w:rFonts w:asciiTheme="majorBidi" w:hAnsiTheme="majorBidi" w:cstheme="majorBidi"/>
+          <w:b/>
+          <w:sz w:val="24"/>
+          <w:szCs w:val="24"/>
+        </w:rPr>
+        <w:t>S.Kom</w:t>
+      </w:r>
+      <w:proofErr w:type="spellEnd"/>
+      <w:r>
+        <w:rPr>
+          <w:rFonts w:asciiTheme="majorBidi" w:hAnsiTheme="majorBidi" w:cstheme="majorBidi"/>
+          <w:b/>
+          <w:sz w:val="24"/>
+          <w:szCs w:val="24"/>
+        </w:rPr>
+        <w:t xml:space="preserve">., </w:t>
+      </w:r>
+      <w:proofErr w:type="spellStart"/>
+      <w:r>
+        <w:rPr>
+          <w:rFonts w:asciiTheme="majorBidi" w:hAnsiTheme="majorBidi" w:cstheme="majorBidi"/>
+          <w:b/>
+          <w:sz w:val="24"/>
+          <w:szCs w:val="24"/>
+        </w:rPr>
+        <w:t>M.Eng</w:t>
+      </w:r>
+      <w:proofErr w:type="spellEnd"/>
     </w:p>
     <w:p>
       <w:pPr>
@@ -1940,6 +2022,71 @@
     <w:p>
       <w:pPr>
         <w:pStyle w:val="ListParagraph"/>
+        <w:ind w:left="792" w:firstLine="360"/>
+        <w:rPr>
+          <w:noProof/>
+        </w:rPr>
+      </w:pPr>
+      <w:r>
+        <w:rPr>
+          <w:noProof/>
+        </w:rPr>
+        <w:t xml:space="preserve">Android Studio adalah </w:t>
+      </w:r>
+      <w:r>
+        <w:rPr>
+          <w:i/>
+          <w:iCs/>
+          <w:noProof/>
+        </w:rPr>
+        <w:t>Integrated Development Environment</w:t>
+      </w:r>
+      <w:r>
+        <w:rPr>
+          <w:noProof/>
+        </w:rPr>
+        <w:t xml:space="preserve"> (IDE) resmi dari Google untuk mengembangkan aplikasi Android. Berbasis IntelliJ IDEA, IDE ini menyediakan berbagai fitur canggih seperti emulator cepat, sistem build berbasis Gradle, dan editor kode yang memudahkan coding, </w:t>
+      </w:r>
+      <w:r>
+        <w:rPr>
+          <w:i/>
+          <w:iCs/>
+          <w:noProof/>
+        </w:rPr>
+        <w:t>debugging</w:t>
+      </w:r>
+      <w:r>
+        <w:rPr>
+          <w:noProof/>
+        </w:rPr>
+        <w:t xml:space="preserve">, serta </w:t>
+      </w:r>
+      <w:r>
+        <w:rPr>
+          <w:i/>
+          <w:iCs/>
+          <w:noProof/>
+        </w:rPr>
+        <w:t>testing</w:t>
+      </w:r>
+      <w:r>
+        <w:rPr>
+          <w:noProof/>
+        </w:rPr>
+        <w:t xml:space="preserve"> aplikasi secara </w:t>
+      </w:r>
+      <w:r>
+        <w:rPr>
+          <w:i/>
+          <w:iCs/>
+          <w:noProof/>
+        </w:rPr>
+        <w:t>real-time</w:t>
+      </w:r>
+    </w:p>
+    <w:p>
+      <w:pPr>
+        <w:pStyle w:val="ListParagraph"/>
         <w:numPr>
           <w:ilvl w:val="0"/>
           <w:numId w:val="14"/>
@@ -3659,139 +3806,6 @@
         <w:t xml:space="preserve">IF statement </w:t>
       </w:r>
     </w:p>
-    <w:p>
-      <w:pPr>
-        <w:pStyle w:val="ListParagraph"/>
-        <w:numPr>
-          <w:ilvl w:val="1"/>
-          <w:numId w:val="15"/>
-        </w:numPr>
-        <w:rPr>
-          <w:noProof/>
-        </w:rPr>
-      </w:pPr>
-      <w:r>
-        <w:rPr>
-          <w:noProof/>
-        </w:rPr>
-        <w:t>IF ELSE Statement</w:t>
-      </w:r>
-    </w:p>
-    <w:p>
-      <w:pPr>
-        <w:pStyle w:val="ListParagraph"/>
-        <w:numPr>
-          <w:ilvl w:val="1"/>
-          <w:numId w:val="15"/>
-        </w:numPr>
-        <w:rPr>
-          <w:noProof/>
-        </w:rPr>
-      </w:pPr>
-      <w:r>
-        <w:rPr>
-          <w:noProof/>
-        </w:rPr>
-        <w:t>IF ELSE IF Statement</w:t>
-      </w:r>
-    </w:p>
-    <w:p>
-      <w:pPr>
-        <w:pStyle w:val="ListParagraph"/>
-        <w:numPr>
-          <w:ilvl w:val="1"/>
-          <w:numId w:val="15"/>
-        </w:numPr>
-        <w:rPr>
-          <w:noProof/>
-        </w:rPr>
-      </w:pPr>
-      <w:r>
-        <w:rPr>
-          <w:noProof/>
-        </w:rPr>
-        <w:t>SWITCH CASE Statement</w:t>
-      </w:r>
-    </w:p>
-    <w:p>
-      <w:pPr>
-        <w:pStyle w:val="ListParagraph"/>
-        <w:numPr>
-          <w:ilvl w:val="1"/>
-          <w:numId w:val="1"/>
-        </w:numPr>
-        <w:rPr>
-          <w:noProof/>
-        </w:rPr>
-      </w:pPr>
-      <w:r>
-        <w:rPr>
-          <w:noProof/>
-        </w:rPr>
-        <w:t xml:space="preserve">Looping </w:t>
-      </w:r>
-    </w:p>
-    <w:p>
-      <w:pPr>
-        <w:pStyle w:val="ListParagraph"/>
-        <w:ind w:left="792" w:firstLine="648"/>
-        <w:rPr>
-          <w:noProof/>
-        </w:rPr>
-      </w:pPr>
-      <w:r>
-        <w:rPr>
-          <w:noProof/>
-        </w:rPr>
-        <w:t>Secara umum, terdapat dua cara untuk melakukan looping di dart, yaitu menggunakan for loop dan while loop</w:t>
-      </w:r>
-      <w:r>
-        <w:rPr>
-          <w:noProof/>
-        </w:rPr>
-        <w:t>.</w:t>
-      </w:r>
-    </w:p>
-    <w:p>
-      <w:pPr>
-        <w:pStyle w:val="ListParagraph"/>
-        <w:numPr>
-          <w:ilvl w:val="2"/>
-          <w:numId w:val="15"/>
-        </w:numPr>
-        <w:ind w:left="1418" w:hanging="284"/>
-        <w:rPr>
-          <w:noProof/>
-        </w:rPr>
-      </w:pPr>
-      <w:r>
-        <w:rPr>
-          <w:noProof/>
-        </w:rPr>
-        <w:t>For Loops</w:t>
-      </w:r>
-    </w:p>
-    <w:p>
-      <w:pPr>
-        <w:pStyle w:val="ListParagraph"/>
-        <w:ind w:left="1440" w:firstLine="720"/>
-        <w:rPr>
-          <w:noProof/>
-        </w:rPr>
-      </w:pPr>
-      <w:r>
-        <w:rPr>
-          <w:noProof/>
-        </w:rPr>
-        <w:t>Gunakan for loop saat kondisinya tau persis seberapa banyak looping akan dilakukan, contohnya melakukan perulangan sebanyak 10 kali dengan iterasi sebanyak 1 tingkat atau 1 kali</w:t>
-      </w:r>
-      <w:r>
-        <w:rPr>
-          <w:noProof/>
-        </w:rPr>
-        <w:t>.</w:t>
-      </w:r>
-    </w:p>
     <w:tbl>
       <w:tblPr>
         <w:tblStyle w:val="TableGrid"/>
@@ -3811,61 +3825,39 @@
             <w:pPr>
               <w:rPr>
                 <w:noProof/>
-                <w:lang w:val="id-ID"/>
-              </w:rPr>
-            </w:pPr>
-            <w:r>
-              <w:rPr>
-                <w:noProof/>
-                <w:lang w:val="id-ID"/>
-              </w:rPr>
-              <w:t>print("Perulangan FOR:");</w:t>
-            </w:r>
-          </w:p>
-          <w:p>
-            <w:pPr>
-              <w:rPr>
-                <w:noProof/>
-                <w:lang w:val="id-ID"/>
-              </w:rPr>
-            </w:pPr>
-            <w:r>
-              <w:rPr>
-                <w:noProof/>
-                <w:lang w:val="id-ID"/>
-              </w:rPr>
-              <w:lastRenderedPageBreak/>
-              <w:t xml:space="preserve"> for (int i = 1; i &lt;= 5; i++) {</w:t>
-            </w:r>
-          </w:p>
-          <w:p>
-            <w:pPr>
-              <w:rPr>
-                <w:noProof/>
-                <w:lang w:val="id-ID"/>
-              </w:rPr>
-            </w:pPr>
-            <w:r>
-              <w:rPr>
-                <w:noProof/>
-                <w:lang w:val="id-ID"/>
-              </w:rPr>
-              <w:t xml:space="preserve"> print("Angka ke-$i");</w:t>
-            </w:r>
-          </w:p>
-          <w:p>
-            <w:pPr>
-              <w:rPr>
-                <w:noProof/>
-                <w:lang w:val="id-ID"/>
-              </w:rPr>
-            </w:pPr>
-            <w:r>
-              <w:rPr>
-                <w:noProof/>
-                <w:lang w:val="id-ID"/>
-              </w:rPr>
-              <w:t xml:space="preserve"> }</w:t>
+              </w:rPr>
+            </w:pPr>
+            <w:r>
+              <w:rPr>
+                <w:noProof/>
+              </w:rPr>
+              <w:t>int nilai = 75;</w:t>
+            </w:r>
+          </w:p>
+          <w:p>
+            <w:pPr>
+              <w:rPr>
+                <w:noProof/>
+              </w:rPr>
+            </w:pPr>
+            <w:r>
+              <w:rPr>
+                <w:noProof/>
+              </w:rPr>
+              <w:t xml:space="preserve">  if (nilai &gt; 70) {</w:t>
+            </w:r>
+          </w:p>
+          <w:p>
+            <w:pPr>
+              <w:rPr>
+                <w:noProof/>
+              </w:rPr>
+            </w:pPr>
+            <w:r>
+              <w:rPr>
+                <w:noProof/>
+              </w:rPr>
+              <w:t xml:space="preserve">    print("Lulus (IF)");</w:t>
             </w:r>
           </w:p>
           <w:p>
@@ -3876,6 +3868,12 @@
                 <w:noProof/>
               </w:rPr>
             </w:pPr>
+            <w:r>
+              <w:rPr>
+                <w:noProof/>
+              </w:rPr>
+              <w:t xml:space="preserve">  }</w:t>
+            </w:r>
           </w:p>
         </w:tc>
       </w:tr>
@@ -3883,7 +3881,7 @@
     <w:p>
       <w:pPr>
         <w:pStyle w:val="ListParagraph"/>
-        <w:ind w:left="1440" w:firstLine="720"/>
+        <w:ind w:left="1440"/>
         <w:rPr>
           <w:noProof/>
         </w:rPr>
@@ -3893,34 +3891,18 @@
       <w:pPr>
         <w:pStyle w:val="ListParagraph"/>
         <w:numPr>
-          <w:ilvl w:val="2"/>
+          <w:ilvl w:val="1"/>
           <w:numId w:val="15"/>
         </w:numPr>
-        <w:ind w:left="1418" w:hanging="284"/>
-        <w:rPr>
-          <w:noProof/>
-        </w:rPr>
-      </w:pPr>
-      <w:r>
-        <w:rPr>
-          <w:noProof/>
-        </w:rPr>
-        <w:t>While Loops</w:t>
-      </w:r>
-    </w:p>
-    <w:p>
-      <w:pPr>
-        <w:pStyle w:val="ListParagraph"/>
-        <w:ind w:left="1440" w:firstLine="720"/>
-        <w:rPr>
-          <w:noProof/>
-        </w:rPr>
-      </w:pPr>
-      <w:r>
-        <w:rPr>
-          <w:noProof/>
-        </w:rPr>
-        <w:t>Gunakan while loop saat kondisinya tidak tahu kapan perulangan akan berhenti, contohnya sediakan input angka hingga user menginput tanda "-".</w:t>
+        <w:rPr>
+          <w:noProof/>
+        </w:rPr>
+      </w:pPr>
+      <w:r>
+        <w:rPr>
+          <w:noProof/>
+        </w:rPr>
+        <w:t>IF ELSE Statement</w:t>
       </w:r>
     </w:p>
     <w:tbl>
@@ -3942,6 +3924,546 @@
             <w:pPr>
               <w:rPr>
                 <w:noProof/>
+              </w:rPr>
+            </w:pPr>
+            <w:r>
+              <w:rPr>
+                <w:noProof/>
+              </w:rPr>
+              <w:t>if (nilai &gt;= 60) {</w:t>
+            </w:r>
+          </w:p>
+          <w:p>
+            <w:pPr>
+              <w:rPr>
+                <w:noProof/>
+              </w:rPr>
+            </w:pPr>
+            <w:r>
+              <w:rPr>
+                <w:noProof/>
+              </w:rPr>
+              <w:t xml:space="preserve">    print("Lulus (IF ELSE)");</w:t>
+            </w:r>
+          </w:p>
+          <w:p>
+            <w:pPr>
+              <w:rPr>
+                <w:noProof/>
+              </w:rPr>
+            </w:pPr>
+            <w:r>
+              <w:rPr>
+                <w:noProof/>
+              </w:rPr>
+              <w:t xml:space="preserve">  } else {</w:t>
+            </w:r>
+          </w:p>
+          <w:p>
+            <w:pPr>
+              <w:rPr>
+                <w:noProof/>
+              </w:rPr>
+            </w:pPr>
+            <w:r>
+              <w:rPr>
+                <w:noProof/>
+              </w:rPr>
+              <w:t xml:space="preserve">    print("Tidak Lulus (IF ELSE)");</w:t>
+            </w:r>
+          </w:p>
+          <w:p>
+            <w:pPr>
+              <w:pStyle w:val="ListParagraph"/>
+              <w:ind w:left="0"/>
+              <w:rPr>
+                <w:noProof/>
+              </w:rPr>
+            </w:pPr>
+            <w:r>
+              <w:rPr>
+                <w:noProof/>
+              </w:rPr>
+              <w:t xml:space="preserve">  }</w:t>
+            </w:r>
+          </w:p>
+        </w:tc>
+      </w:tr>
+    </w:tbl>
+    <w:p>
+      <w:pPr>
+        <w:pStyle w:val="ListParagraph"/>
+        <w:ind w:left="1440"/>
+        <w:rPr>
+          <w:noProof/>
+        </w:rPr>
+      </w:pPr>
+    </w:p>
+    <w:p>
+      <w:pPr>
+        <w:pStyle w:val="ListParagraph"/>
+        <w:numPr>
+          <w:ilvl w:val="1"/>
+          <w:numId w:val="15"/>
+        </w:numPr>
+        <w:rPr>
+          <w:noProof/>
+        </w:rPr>
+      </w:pPr>
+      <w:r>
+        <w:rPr>
+          <w:noProof/>
+        </w:rPr>
+        <w:t>IF ELSE IF Statement</w:t>
+      </w:r>
+    </w:p>
+    <w:tbl>
+      <w:tblPr>
+        <w:tblStyle w:val="TableGrid"/>
+        <w:tblW w:w="0" w:type="auto"/>
+        <w:tblInd w:w="1440" w:type="dxa"/>
+        <w:tblLook w:val="04A0" w:firstRow="1" w:lastRow="0" w:firstColumn="1" w:lastColumn="0" w:noHBand="0" w:noVBand="1"/>
+      </w:tblPr>
+      <w:tblGrid>
+        <w:gridCol w:w="7576"/>
+      </w:tblGrid>
+      <w:tr>
+        <w:tc>
+          <w:tcPr>
+            <w:tcW w:w="9016" w:type="dxa"/>
+          </w:tcPr>
+          <w:p>
+            <w:pPr>
+              <w:rPr>
+                <w:noProof/>
+              </w:rPr>
+            </w:pPr>
+            <w:r>
+              <w:rPr>
+                <w:noProof/>
+              </w:rPr>
+              <w:t xml:space="preserve">  if (nilai &gt;= 85) {</w:t>
+            </w:r>
+          </w:p>
+          <w:p>
+            <w:pPr>
+              <w:rPr>
+                <w:noProof/>
+              </w:rPr>
+            </w:pPr>
+            <w:r>
+              <w:rPr>
+                <w:noProof/>
+              </w:rPr>
+              <w:t xml:space="preserve">    print("Grade A");</w:t>
+            </w:r>
+          </w:p>
+          <w:p>
+            <w:pPr>
+              <w:rPr>
+                <w:noProof/>
+              </w:rPr>
+            </w:pPr>
+            <w:r>
+              <w:rPr>
+                <w:noProof/>
+              </w:rPr>
+              <w:t xml:space="preserve">  } else if (nilai &gt;= 75) {</w:t>
+            </w:r>
+          </w:p>
+          <w:p>
+            <w:pPr>
+              <w:rPr>
+                <w:noProof/>
+              </w:rPr>
+            </w:pPr>
+            <w:r>
+              <w:rPr>
+                <w:noProof/>
+              </w:rPr>
+              <w:t xml:space="preserve">    print("Grade B");</w:t>
+            </w:r>
+          </w:p>
+          <w:p>
+            <w:pPr>
+              <w:rPr>
+                <w:noProof/>
+              </w:rPr>
+            </w:pPr>
+            <w:r>
+              <w:rPr>
+                <w:noProof/>
+              </w:rPr>
+              <w:t xml:space="preserve">  } else if (nilai &gt;= 65) {</w:t>
+            </w:r>
+          </w:p>
+          <w:p>
+            <w:pPr>
+              <w:rPr>
+                <w:noProof/>
+              </w:rPr>
+            </w:pPr>
+            <w:r>
+              <w:rPr>
+                <w:noProof/>
+              </w:rPr>
+              <w:t xml:space="preserve">    print("Grade C");</w:t>
+            </w:r>
+          </w:p>
+          <w:p>
+            <w:pPr>
+              <w:rPr>
+                <w:noProof/>
+              </w:rPr>
+            </w:pPr>
+            <w:r>
+              <w:rPr>
+                <w:noProof/>
+              </w:rPr>
+              <w:t xml:space="preserve">  } else {</w:t>
+            </w:r>
+          </w:p>
+          <w:p>
+            <w:pPr>
+              <w:rPr>
+                <w:noProof/>
+              </w:rPr>
+            </w:pPr>
+            <w:r>
+              <w:rPr>
+                <w:noProof/>
+              </w:rPr>
+              <w:t xml:space="preserve">    print("Grade D");</w:t>
+            </w:r>
+          </w:p>
+          <w:p>
+            <w:pPr>
+              <w:pStyle w:val="ListParagraph"/>
+              <w:ind w:left="0"/>
+              <w:rPr>
+                <w:noProof/>
+              </w:rPr>
+            </w:pPr>
+            <w:r>
+              <w:rPr>
+                <w:noProof/>
+              </w:rPr>
+              <w:t xml:space="preserve">  }</w:t>
+            </w:r>
+          </w:p>
+        </w:tc>
+      </w:tr>
+    </w:tbl>
+    <w:p>
+      <w:pPr>
+        <w:pStyle w:val="ListParagraph"/>
+        <w:ind w:left="1440"/>
+        <w:rPr>
+          <w:noProof/>
+        </w:rPr>
+      </w:pPr>
+    </w:p>
+    <w:p>
+      <w:pPr>
+        <w:pStyle w:val="ListParagraph"/>
+        <w:numPr>
+          <w:ilvl w:val="1"/>
+          <w:numId w:val="15"/>
+        </w:numPr>
+        <w:rPr>
+          <w:noProof/>
+        </w:rPr>
+      </w:pPr>
+      <w:r>
+        <w:rPr>
+          <w:noProof/>
+        </w:rPr>
+        <w:t>SWITCH CASE Statement</w:t>
+      </w:r>
+    </w:p>
+    <w:tbl>
+      <w:tblPr>
+        <w:tblStyle w:val="TableGrid"/>
+        <w:tblW w:w="0" w:type="auto"/>
+        <w:tblInd w:w="1440" w:type="dxa"/>
+        <w:tblLook w:val="04A0" w:firstRow="1" w:lastRow="0" w:firstColumn="1" w:lastColumn="0" w:noHBand="0" w:noVBand="1"/>
+      </w:tblPr>
+      <w:tblGrid>
+        <w:gridCol w:w="7576"/>
+      </w:tblGrid>
+      <w:tr>
+        <w:tc>
+          <w:tcPr>
+            <w:tcW w:w="9016" w:type="dxa"/>
+          </w:tcPr>
+          <w:p>
+            <w:pPr>
+              <w:rPr>
+                <w:noProof/>
+              </w:rPr>
+            </w:pPr>
+            <w:r>
+              <w:rPr>
+                <w:noProof/>
+              </w:rPr>
+              <w:t xml:space="preserve"> int pilihan = 2;</w:t>
+            </w:r>
+          </w:p>
+          <w:p>
+            <w:pPr>
+              <w:rPr>
+                <w:noProof/>
+              </w:rPr>
+            </w:pPr>
+            <w:r>
+              <w:rPr>
+                <w:noProof/>
+              </w:rPr>
+              <w:t xml:space="preserve">  switch (pilihan) {</w:t>
+            </w:r>
+          </w:p>
+          <w:p>
+            <w:pPr>
+              <w:rPr>
+                <w:noProof/>
+              </w:rPr>
+            </w:pPr>
+            <w:r>
+              <w:rPr>
+                <w:noProof/>
+              </w:rPr>
+              <w:t xml:space="preserve">    case 1:</w:t>
+            </w:r>
+          </w:p>
+          <w:p>
+            <w:pPr>
+              <w:rPr>
+                <w:noProof/>
+              </w:rPr>
+            </w:pPr>
+            <w:r>
+              <w:rPr>
+                <w:noProof/>
+              </w:rPr>
+              <w:t xml:space="preserve">      print("Menu 1 dipilih");</w:t>
+            </w:r>
+          </w:p>
+          <w:p>
+            <w:pPr>
+              <w:rPr>
+                <w:noProof/>
+              </w:rPr>
+            </w:pPr>
+            <w:r>
+              <w:rPr>
+                <w:noProof/>
+              </w:rPr>
+              <w:t xml:space="preserve">      break;</w:t>
+            </w:r>
+          </w:p>
+          <w:p>
+            <w:pPr>
+              <w:rPr>
+                <w:noProof/>
+              </w:rPr>
+            </w:pPr>
+            <w:r>
+              <w:rPr>
+                <w:noProof/>
+              </w:rPr>
+              <w:t xml:space="preserve">    case 2:</w:t>
+            </w:r>
+          </w:p>
+          <w:p>
+            <w:pPr>
+              <w:rPr>
+                <w:noProof/>
+              </w:rPr>
+            </w:pPr>
+            <w:r>
+              <w:rPr>
+                <w:noProof/>
+              </w:rPr>
+              <w:t xml:space="preserve">      print("Menu 2 dipilih");</w:t>
+            </w:r>
+          </w:p>
+          <w:p>
+            <w:pPr>
+              <w:rPr>
+                <w:noProof/>
+              </w:rPr>
+            </w:pPr>
+            <w:r>
+              <w:rPr>
+                <w:noProof/>
+              </w:rPr>
+              <w:t xml:space="preserve">      break;</w:t>
+            </w:r>
+          </w:p>
+          <w:p>
+            <w:pPr>
+              <w:rPr>
+                <w:noProof/>
+              </w:rPr>
+            </w:pPr>
+            <w:r>
+              <w:rPr>
+                <w:noProof/>
+              </w:rPr>
+              <w:t xml:space="preserve">    default:</w:t>
+            </w:r>
+          </w:p>
+          <w:p>
+            <w:pPr>
+              <w:rPr>
+                <w:noProof/>
+              </w:rPr>
+            </w:pPr>
+            <w:r>
+              <w:rPr>
+                <w:noProof/>
+              </w:rPr>
+              <w:t xml:space="preserve">      print("Menu tidak tersedia");</w:t>
+            </w:r>
+          </w:p>
+          <w:p>
+            <w:pPr>
+              <w:rPr>
+                <w:noProof/>
+              </w:rPr>
+            </w:pPr>
+            <w:r>
+              <w:rPr>
+                <w:noProof/>
+              </w:rPr>
+              <w:t xml:space="preserve">     break;</w:t>
+            </w:r>
+          </w:p>
+          <w:p>
+            <w:pPr>
+              <w:pStyle w:val="ListParagraph"/>
+              <w:ind w:left="0"/>
+              <w:rPr>
+                <w:noProof/>
+              </w:rPr>
+            </w:pPr>
+            <w:r>
+              <w:rPr>
+                <w:noProof/>
+              </w:rPr>
+              <w:t xml:space="preserve">  }</w:t>
+            </w:r>
+          </w:p>
+        </w:tc>
+      </w:tr>
+    </w:tbl>
+    <w:p>
+      <w:pPr>
+        <w:pStyle w:val="ListParagraph"/>
+        <w:ind w:left="1440"/>
+        <w:rPr>
+          <w:noProof/>
+        </w:rPr>
+      </w:pPr>
+    </w:p>
+    <w:p>
+      <w:pPr>
+        <w:pStyle w:val="ListParagraph"/>
+        <w:numPr>
+          <w:ilvl w:val="1"/>
+          <w:numId w:val="1"/>
+        </w:numPr>
+        <w:rPr>
+          <w:noProof/>
+        </w:rPr>
+      </w:pPr>
+      <w:r>
+        <w:rPr>
+          <w:noProof/>
+        </w:rPr>
+        <w:t xml:space="preserve">Looping </w:t>
+      </w:r>
+    </w:p>
+    <w:p>
+      <w:pPr>
+        <w:pStyle w:val="ListParagraph"/>
+        <w:ind w:left="792" w:firstLine="648"/>
+        <w:rPr>
+          <w:noProof/>
+        </w:rPr>
+      </w:pPr>
+      <w:r>
+        <w:rPr>
+          <w:noProof/>
+        </w:rPr>
+        <w:t>Secara umum, terdapat dua cara untuk melakukan looping di dart, yaitu menggunakan for loop dan while loop</w:t>
+      </w:r>
+      <w:r>
+        <w:rPr>
+          <w:noProof/>
+        </w:rPr>
+        <w:t>.</w:t>
+      </w:r>
+    </w:p>
+    <w:p>
+      <w:pPr>
+        <w:pStyle w:val="ListParagraph"/>
+        <w:numPr>
+          <w:ilvl w:val="2"/>
+          <w:numId w:val="15"/>
+        </w:numPr>
+        <w:ind w:left="1418" w:hanging="284"/>
+        <w:rPr>
+          <w:noProof/>
+        </w:rPr>
+      </w:pPr>
+      <w:r>
+        <w:rPr>
+          <w:noProof/>
+        </w:rPr>
+        <w:t>For Loops</w:t>
+      </w:r>
+    </w:p>
+    <w:p>
+      <w:pPr>
+        <w:pStyle w:val="ListParagraph"/>
+        <w:ind w:left="1440" w:firstLine="720"/>
+        <w:rPr>
+          <w:noProof/>
+        </w:rPr>
+      </w:pPr>
+      <w:r>
+        <w:rPr>
+          <w:noProof/>
+        </w:rPr>
+        <w:t>Gunakan for loop saat kondisinya tau persis seberapa banyak looping akan dilakukan, contohnya melakukan perulangan sebanyak 10 kali dengan iterasi sebanyak 1 tingkat atau 1 kali</w:t>
+      </w:r>
+      <w:r>
+        <w:rPr>
+          <w:noProof/>
+        </w:rPr>
+        <w:t>.</w:t>
+      </w:r>
+    </w:p>
+    <w:tbl>
+      <w:tblPr>
+        <w:tblStyle w:val="TableGrid"/>
+        <w:tblW w:w="0" w:type="auto"/>
+        <w:tblInd w:w="1440" w:type="dxa"/>
+        <w:tblLook w:val="04A0" w:firstRow="1" w:lastRow="0" w:firstColumn="1" w:lastColumn="0" w:noHBand="0" w:noVBand="1"/>
+      </w:tblPr>
+      <w:tblGrid>
+        <w:gridCol w:w="7576"/>
+      </w:tblGrid>
+      <w:tr>
+        <w:tc>
+          <w:tcPr>
+            <w:tcW w:w="9016" w:type="dxa"/>
+          </w:tcPr>
+          <w:p>
+            <w:pPr>
+              <w:rPr>
+                <w:noProof/>
                 <w:lang w:val="id-ID"/>
               </w:rPr>
             </w:pPr>
@@ -3950,6 +4472,136 @@
                 <w:noProof/>
                 <w:lang w:val="id-ID"/>
               </w:rPr>
+              <w:t>print("Perulangan FOR:");</w:t>
+            </w:r>
+          </w:p>
+          <w:p>
+            <w:pPr>
+              <w:rPr>
+                <w:noProof/>
+                <w:lang w:val="id-ID"/>
+              </w:rPr>
+            </w:pPr>
+            <w:r>
+              <w:rPr>
+                <w:noProof/>
+                <w:lang w:val="id-ID"/>
+              </w:rPr>
+              <w:t xml:space="preserve"> for (int i = 1; i &lt;= 5; i++) {</w:t>
+            </w:r>
+          </w:p>
+          <w:p>
+            <w:pPr>
+              <w:rPr>
+                <w:noProof/>
+                <w:lang w:val="id-ID"/>
+              </w:rPr>
+            </w:pPr>
+            <w:r>
+              <w:rPr>
+                <w:noProof/>
+                <w:lang w:val="id-ID"/>
+              </w:rPr>
+              <w:t xml:space="preserve"> print("Angka ke-$i");</w:t>
+            </w:r>
+          </w:p>
+          <w:p>
+            <w:pPr>
+              <w:rPr>
+                <w:noProof/>
+                <w:lang w:val="id-ID"/>
+              </w:rPr>
+            </w:pPr>
+            <w:r>
+              <w:rPr>
+                <w:noProof/>
+                <w:lang w:val="id-ID"/>
+              </w:rPr>
+              <w:t xml:space="preserve"> }</w:t>
+            </w:r>
+          </w:p>
+          <w:p>
+            <w:pPr>
+              <w:pStyle w:val="ListParagraph"/>
+              <w:ind w:left="0"/>
+              <w:rPr>
+                <w:noProof/>
+              </w:rPr>
+            </w:pPr>
+          </w:p>
+        </w:tc>
+      </w:tr>
+    </w:tbl>
+    <w:p>
+      <w:pPr>
+        <w:pStyle w:val="ListParagraph"/>
+        <w:ind w:left="1440" w:firstLine="720"/>
+        <w:rPr>
+          <w:noProof/>
+        </w:rPr>
+      </w:pPr>
+    </w:p>
+    <w:p>
+      <w:pPr>
+        <w:pStyle w:val="ListParagraph"/>
+        <w:numPr>
+          <w:ilvl w:val="2"/>
+          <w:numId w:val="15"/>
+        </w:numPr>
+        <w:ind w:left="1418" w:hanging="284"/>
+        <w:rPr>
+          <w:noProof/>
+        </w:rPr>
+      </w:pPr>
+      <w:r>
+        <w:rPr>
+          <w:noProof/>
+        </w:rPr>
+        <w:t>While Loops</w:t>
+      </w:r>
+    </w:p>
+    <w:p>
+      <w:pPr>
+        <w:pStyle w:val="ListParagraph"/>
+        <w:ind w:left="1440" w:firstLine="720"/>
+        <w:rPr>
+          <w:noProof/>
+        </w:rPr>
+      </w:pPr>
+      <w:r>
+        <w:rPr>
+          <w:noProof/>
+        </w:rPr>
+        <w:t>Gunakan while loop saat kondisinya tidak tahu kapan perulangan akan berhenti, contohnya sediakan input angka hingga user menginput tanda "-".</w:t>
+      </w:r>
+    </w:p>
+    <w:tbl>
+      <w:tblPr>
+        <w:tblStyle w:val="TableGrid"/>
+        <w:tblW w:w="0" w:type="auto"/>
+        <w:tblInd w:w="1440" w:type="dxa"/>
+        <w:tblLook w:val="04A0" w:firstRow="1" w:lastRow="0" w:firstColumn="1" w:lastColumn="0" w:noHBand="0" w:noVBand="1"/>
+      </w:tblPr>
+      <w:tblGrid>
+        <w:gridCol w:w="7576"/>
+      </w:tblGrid>
+      <w:tr>
+        <w:tc>
+          <w:tcPr>
+            <w:tcW w:w="9016" w:type="dxa"/>
+          </w:tcPr>
+          <w:p>
+            <w:pPr>
+              <w:rPr>
+                <w:noProof/>
+                <w:lang w:val="id-ID"/>
+              </w:rPr>
+            </w:pPr>
+            <w:r>
+              <w:rPr>
+                <w:noProof/>
+                <w:lang w:val="id-ID"/>
+              </w:rPr>
               <w:t>print("\nPerulangan WHILE:");</w:t>
             </w:r>
           </w:p>
@@ -3995,6 +4647,7 @@
                 <w:noProof/>
                 <w:lang w:val="id-ID"/>
               </w:rPr>
+              <w:lastRenderedPageBreak/>
               <w:t>print("Angka ke-$j");</w:t>
             </w:r>
           </w:p>
@@ -4457,7 +5110,6 @@
                 <w:noProof/>
                 <w:lang w:val="id-ID"/>
               </w:rPr>
-              <w:lastRenderedPageBreak/>
               <w:t xml:space="preserve">  } else {</w:t>
             </w:r>
           </w:p>
@@ -4640,6 +5292,7 @@
         <w:rPr>
           <w:noProof/>
         </w:rPr>
+        <w:lastRenderedPageBreak/>
         <w:t>Mengembalikan Nilai</w:t>
       </w:r>
     </w:p>
